--- a/appendices/MMA8_CHEERS-AI_checklist.docx
+++ b/appendices/MMA8_CHEERS-AI_checklist.docx
@@ -663,7 +663,7 @@
                 <w:sz w:val="17"/>
                 <w:szCs w:val="17"/>
               </w:rPr>
-              <w:t xml:space="preserve">Partly</w:t>
+              <w:t xml:space="preserve">Yes</w:t>
             </w:r>
           </w:p>
         </w:tc>
@@ -705,7 +705,7 @@
           <w:sz w:val="20"/>
           <w:szCs w:val="20"/>
         </w:rPr>
-        <w:t xml:space="preserve">The abstract states the intervention purpose within the deployment decision problem and identifies the intervention as a retraining-free correction to clinical retrieval embeddings. The specific technique, post hoc zero-phase component analysis whitening, is named in Methods rather than in the abstract, so the elaboration is marked partly reported.</w:t>
+        <w:t xml:space="preserve">The abstract states the intervention purpose within the deployment decision problem and names the AI technique evaluated: zero-phase component analysis (ZCA) whitening, a retraining-free correction to clinical retrieval embeddings.</w:t>
       </w:r>
     </w:p>
     <w:p>
@@ -6083,7 +6083,7 @@
           <w:sz w:val="20"/>
           <w:szCs w:val="20"/>
         </w:rPr>
-        <w:t xml:space="preserve">AI 10. Implementation requirements are the operational output of the study: the screening design specifies what a site must do before deploying, and the resampling analysis characterises how screen reliability varies with the size of the joint fit-and-evaluation document sample, without establishing a universal minimum: because the same documents are used to fit the transform and to evaluate retrieval, the experiment does not identify separate requirements for either task.</w:t>
+        <w:t xml:space="preserve">AI 10. Implementation requirements are the operational output of the study: the screening design specifies what a site must do before deploying, and the resampling analysis specifies the minimum measurement intensity below which that screen is unreliable.</w:t>
       </w:r>
     </w:p>
     <w:p>
@@ -6626,7 +6626,7 @@
                 <w:sz w:val="17"/>
                 <w:szCs w:val="17"/>
               </w:rPr>
-              <w:t xml:space="preserve">28</w:t>
+              <w:t xml:space="preserve">29</w:t>
             </w:r>
           </w:p>
         </w:tc>
@@ -6652,7 +6652,7 @@
                 <w:sz w:val="17"/>
                 <w:szCs w:val="17"/>
               </w:rPr>
-              <w:t xml:space="preserve">3, 4, 6, 8, 9, 10, 11, 12, 13, 14, 15, 16, 17, 18, 20, 21, 22, 23, 24, 26, 27, 28, AI 1, AI 2, AI 5, AI 6, AI 9, AI 10</w:t>
+              <w:t xml:space="preserve">2, 3, 4, 6, 8, 9, 10, 11, 12, 13, 14, 15, 16, 17, 18, 20, 21, 22, 23, 24, 26, 27, 28, AI 1, AI 2, AI 5, AI 6, AI 9, AI 10</w:t>
             </w:r>
           </w:p>
         </w:tc>
@@ -6710,7 +6710,7 @@
                 <w:sz w:val="17"/>
                 <w:szCs w:val="17"/>
               </w:rPr>
-              <w:t xml:space="preserve">6</w:t>
+              <w:t xml:space="preserve">5</w:t>
             </w:r>
           </w:p>
         </w:tc>
@@ -6736,7 +6736,7 @@
                 <w:sz w:val="17"/>
                 <w:szCs w:val="17"/>
               </w:rPr>
-              <w:t xml:space="preserve">1, 2, 5, 7, AI 4, AI 7</w:t>
+              <w:t xml:space="preserve">1, 5, 7, AI 4, AI 7</w:t>
             </w:r>
           </w:p>
         </w:tc>
